--- a/worlds/ondina-vasquell/phase-3-build-task-artifacts/platform/task10/current/golden-OV10-v1.docx
+++ b/worlds/ondina-vasquell/phase-3-build-task-artifacts/platform/task10/current/golden-OV10-v1.docx
@@ -226,7 +226,7 @@
                 <w:color w:val="232830"/>
                 <w:sz w:val="16"/>
               </w:rPr>
-              <w:t>Marisol Everet, MD</w:t>
+              <w:t>Lillian Everet, MD</w:t>
             </w:r>
           </w:p>
         </w:tc>
@@ -312,7 +312,7 @@
           <w:color w:val="5E6670"/>
           <w:sz w:val="16"/>
         </w:rPr>
-        <w:t>Author: Marisol Everet, MD - Hospital Medicine | Date of Service: 05/22/2026 1000 | Status: Draft for physician sign</w:t>
+        <w:t>Author: Lillian Everet, MD - Hospital Medicine | Date of Service: 05/22/2026 1000 | Status: Draft for physician sign</w:t>
       </w:r>
     </w:p>
     <w:p>
@@ -484,7 +484,7 @@
           <w:color w:val="232830"/>
           <w:sz w:val="18"/>
         </w:rPr>
-        <w:t>Marisol Everet, MD</w:t>
+        <w:t>Lillian Everet, MD</w:t>
       </w:r>
     </w:p>
     <w:p>
@@ -820,7 +820,7 @@
           <w:color w:val="5E6670"/>
           <w:sz w:val="18"/>
         </w:rPr>
-        <w:t>Electronically signed by Marisol Everet, MD | Hospital Medicine | 05/22/2026 1000</w:t>
+        <w:t>Electronically signed by Lillian Everet, MD | Hospital Medicine | 05/22/2026 1000</w:t>
       </w:r>
     </w:p>
     <w:sectPr>
